--- a/paper/supp-mat-06-18-26.docx
+++ b/paper/supp-mat-06-18-26.docx
@@ -318,35 +318,7 @@
         <w:rPr>
           <w:rFonts w:ascii="Times New Roman" w:hAnsi="Times New Roman" w:cs="Times New Roman"/>
         </w:rPr>
-        <w:t xml:space="preserve">INRAE, </w:t>
-      </w:r>
-      <w:proofErr w:type="spellStart"/>
-      <w:r>
-        <w:rPr>
-          <w:rFonts w:ascii="Times New Roman" w:hAnsi="Times New Roman" w:cs="Times New Roman"/>
-        </w:rPr>
-        <w:t>Institut</w:t>
-      </w:r>
-      <w:proofErr w:type="spellEnd"/>
-      <w:r>
-        <w:rPr>
-          <w:rFonts w:ascii="Times New Roman" w:hAnsi="Times New Roman" w:cs="Times New Roman"/>
-        </w:rPr>
-        <w:t xml:space="preserve"> </w:t>
-      </w:r>
-      <w:proofErr w:type="spellStart"/>
-      <w:r>
-        <w:rPr>
-          <w:rFonts w:ascii="Times New Roman" w:hAnsi="Times New Roman" w:cs="Times New Roman"/>
-        </w:rPr>
-        <w:t>Agro</w:t>
-      </w:r>
-      <w:proofErr w:type="spellEnd"/>
-      <w:r>
-        <w:rPr>
-          <w:rFonts w:ascii="Times New Roman" w:hAnsi="Times New Roman" w:cs="Times New Roman"/>
-        </w:rPr>
-        <w:t xml:space="preserve"> Montpellier, Montpellier, France</w:t>
+        <w:t>INRAE, Institut Agro Montpellier, Montpellier, France</w:t>
       </w:r>
     </w:p>
     <w:p>
@@ -2037,7 +2009,7 @@
               <w:rPr>
                 <w:rFonts w:ascii="Times New Roman" w:hAnsi="Times New Roman" w:cs="Times New Roman"/>
               </w:rPr>
-              <w:t>Reproductive Photoperiod Modifier</w:t>
+              <w:t>Photoperiod Modifier</w:t>
             </w:r>
           </w:p>
         </w:tc>
@@ -3180,23 +3152,7 @@
               <w:rFonts w:ascii="Times New Roman" w:eastAsia="Times New Roman" w:hAnsi="Times New Roman" w:cs="Times New Roman"/>
               <w:color w:val="000000"/>
             </w:rPr>
-            <w:t xml:space="preserve">Nelder, J.A., Mead, R., 1965. A Simplex Method for Function Minimization. </w:t>
-          </w:r>
-          <w:proofErr w:type="spellStart"/>
-          <w:r>
-            <w:rPr>
-              <w:rFonts w:ascii="Times New Roman" w:eastAsia="Times New Roman" w:hAnsi="Times New Roman" w:cs="Times New Roman"/>
-              <w:color w:val="000000"/>
-            </w:rPr>
-            <w:t>Comput</w:t>
-          </w:r>
-          <w:proofErr w:type="spellEnd"/>
-          <w:r>
-            <w:rPr>
-              <w:rFonts w:ascii="Times New Roman" w:eastAsia="Times New Roman" w:hAnsi="Times New Roman" w:cs="Times New Roman"/>
-              <w:color w:val="000000"/>
-            </w:rPr>
-            <w:t>. J. 8, 308–313. https://doi.org/10.1093/comjnl/8.1.27</w:t>
+            <w:t>Nelder, J.A., Mead, R., 1965. A Simplex Method for Function Minimization. Comput. J. 8, 308–313. https://doi.org/10.1093/comjnl/8.1.27</w:t>
           </w:r>
         </w:p>
         <w:p>
@@ -3236,39 +3192,7 @@
               <w:rFonts w:ascii="Times New Roman" w:eastAsia="Times New Roman" w:hAnsi="Times New Roman" w:cs="Times New Roman"/>
               <w:color w:val="000000"/>
             </w:rPr>
-            <w:t xml:space="preserve">Wallach, D., Goffinet, B., Bergez, J.E., </w:t>
-          </w:r>
-          <w:proofErr w:type="spellStart"/>
-          <w:r>
-            <w:rPr>
-              <w:rFonts w:ascii="Times New Roman" w:eastAsia="Times New Roman" w:hAnsi="Times New Roman" w:cs="Times New Roman"/>
-              <w:color w:val="000000"/>
-            </w:rPr>
-            <w:t>Debaeke</w:t>
-          </w:r>
-          <w:proofErr w:type="spellEnd"/>
-          <w:r>
-            <w:rPr>
-              <w:rFonts w:ascii="Times New Roman" w:eastAsia="Times New Roman" w:hAnsi="Times New Roman" w:cs="Times New Roman"/>
-              <w:color w:val="000000"/>
-            </w:rPr>
-            <w:t xml:space="preserve">, P., Leenhardt, D., </w:t>
-          </w:r>
-          <w:proofErr w:type="spellStart"/>
-          <w:r>
-            <w:rPr>
-              <w:rFonts w:ascii="Times New Roman" w:eastAsia="Times New Roman" w:hAnsi="Times New Roman" w:cs="Times New Roman"/>
-              <w:color w:val="000000"/>
-            </w:rPr>
-            <w:t>Aubertot</w:t>
-          </w:r>
-          <w:proofErr w:type="spellEnd"/>
-          <w:r>
-            <w:rPr>
-              <w:rFonts w:ascii="Times New Roman" w:eastAsia="Times New Roman" w:hAnsi="Times New Roman" w:cs="Times New Roman"/>
-              <w:color w:val="000000"/>
-            </w:rPr>
-            <w:t>, J.N., 2001. Parameter estimation for crop models: A new approach and application to a corn model. Agron. J. 93, 757–766. https://doi.org/10.2134/agronj2001.934757x</w:t>
+            <w:t>Wallach, D., Goffinet, B., Bergez, J.E., Debaeke, P., Leenhardt, D., Aubertot, J.N., 2001. Parameter estimation for crop models: A new approach and application to a corn model. Agron. J. 93, 757–766. https://doi.org/10.2134/agronj2001.934757x</w:t>
           </w:r>
         </w:p>
         <w:p>
@@ -4740,11 +4664,13 @@
     <w:rsid w:val="0074314B"/>
     <w:rsid w:val="0079535E"/>
     <w:rsid w:val="007A76DE"/>
+    <w:rsid w:val="007C003C"/>
     <w:rsid w:val="00813FEC"/>
     <w:rsid w:val="008A3BA5"/>
     <w:rsid w:val="008A7BBA"/>
     <w:rsid w:val="009148D3"/>
     <w:rsid w:val="00917D7F"/>
+    <w:rsid w:val="00955147"/>
     <w:rsid w:val="009868F3"/>
     <w:rsid w:val="009C5397"/>
     <w:rsid w:val="00A45193"/>
